--- a/Homework/05-AAS.docx
+++ b/Homework/05-AAS.docx
@@ -4,109 +4,83 @@
   <w:body>
     <w:p>
       <w:pPr>
-        <w:spacing w:after="86"/>
-        <w:jc w:val="both"/>
+        <w:spacing w:after="0"/>
         <w:rPr>
           <w:rFonts w:ascii="Times New Roman" w:hAnsi="Times New Roman"/>
           <w:b/>
         </w:rPr>
       </w:pPr>
+      <w:r>
+        <w:rPr>
+          <w:rFonts w:ascii="Times New Roman" w:hAnsi="Times New Roman"/>
+          <w:b/>
+        </w:rPr>
+        <w:t>Disciplina: Inventário Florestal (FL03039 - EF)</w:t>
+      </w:r>
     </w:p>
     <w:p>
       <w:pPr>
-        <w:spacing w:after="86"/>
-        <w:jc w:val="both"/>
-        <w:rPr>
-          <w:rFonts w:ascii="Times New Roman" w:hAnsi="Times New Roman"/>
-        </w:rPr>
-      </w:pPr>
-      <w:r>
+        <w:spacing w:after="0"/>
         <w:rPr>
           <w:rFonts w:ascii="Times New Roman" w:hAnsi="Times New Roman"/>
           <w:b/>
         </w:rPr>
-        <w:t>Disciplina:</w:t>
-      </w:r>
+      </w:pPr>
       <w:r>
         <w:rPr>
           <w:rFonts w:ascii="Times New Roman" w:hAnsi="Times New Roman"/>
-        </w:rPr>
-        <w:t xml:space="preserve"> Inventário Florestal</w:t>
+          <w:b/>
+        </w:rPr>
+        <w:t>Docente: Deivison Venicio Souza</w:t>
       </w:r>
     </w:p>
     <w:p>
       <w:pPr>
-        <w:spacing w:after="86"/>
-        <w:jc w:val="both"/>
-        <w:rPr>
-          <w:rFonts w:ascii="Times New Roman" w:hAnsi="Times New Roman"/>
-        </w:rPr>
-      </w:pPr>
-      <w:r>
+        <w:spacing w:after="0"/>
         <w:rPr>
           <w:rFonts w:ascii="Times New Roman" w:hAnsi="Times New Roman"/>
           <w:b/>
         </w:rPr>
-        <w:t>Docente:</w:t>
-      </w:r>
+      </w:pPr>
       <w:r>
         <w:rPr>
           <w:rFonts w:ascii="Times New Roman" w:hAnsi="Times New Roman"/>
-        </w:rPr>
-        <w:t xml:space="preserve"> Deivison Venicio Souza</w:t>
+          <w:b/>
+        </w:rPr>
+        <w:t>Discente:_______________________________________</w:t>
+      </w:r>
+      <w:r>
+        <w:rPr>
+          <w:rFonts w:ascii="Times New Roman" w:hAnsi="Times New Roman"/>
+          <w:b/>
+        </w:rPr>
+        <w:t>________________</w:t>
+      </w:r>
+      <w:r>
+        <w:rPr>
+          <w:rFonts w:ascii="Times New Roman" w:hAnsi="Times New Roman"/>
+          <w:b/>
+        </w:rPr>
+        <w:t>Matrícula:_______________</w:t>
       </w:r>
     </w:p>
     <w:p>
       <w:pPr>
-        <w:spacing w:after="86"/>
-        <w:jc w:val="both"/>
-        <w:rPr>
-          <w:rFonts w:ascii="Times New Roman" w:hAnsi="Times New Roman"/>
+        <w:pStyle w:val="PargrafodaLista"/>
+        <w:spacing w:after="0"/>
+        <w:ind w:left="0"/>
+        <w:rPr>
+          <w:rFonts w:cs="Times New Roman"/>
+          <w:b/>
+          <w:i/>
         </w:rPr>
       </w:pPr>
       <w:r>
         <w:rPr>
           <w:rFonts w:ascii="Times New Roman" w:hAnsi="Times New Roman"/>
           <w:b/>
-          <w:bCs/>
-        </w:rPr>
-        <w:t>Tema:</w:t>
-      </w:r>
-      <w:r>
-        <w:rPr>
-          <w:rFonts w:ascii="Times New Roman" w:hAnsi="Times New Roman"/>
-        </w:rPr>
-        <w:t xml:space="preserve"> Amostragem Aleatória Simples</w:t>
-      </w:r>
-    </w:p>
-    <w:p>
-      <w:pPr>
-        <w:spacing w:after="86"/>
-        <w:jc w:val="both"/>
-        <w:rPr>
-          <w:rFonts w:ascii="Times New Roman" w:hAnsi="Times New Roman"/>
-        </w:rPr>
-      </w:pPr>
-      <w:r>
-        <w:rPr>
-          <w:rFonts w:ascii="Times New Roman" w:hAnsi="Times New Roman" w:cs="Times New Roman"/>
-          <w:b/>
-        </w:rPr>
-        <w:t>Discente:_______________________________________</w:t>
-      </w:r>
-      <w:r>
-        <w:rPr>
-          <w:rFonts w:ascii="Times New Roman" w:hAnsi="Times New Roman" w:cs="Times New Roman"/>
-          <w:b/>
-        </w:rPr>
-        <w:t>_______________</w:t>
-      </w:r>
-      <w:r>
-        <w:rPr>
-          <w:rFonts w:ascii="Times New Roman" w:hAnsi="Times New Roman" w:cs="Times New Roman"/>
-          <w:b/>
-        </w:rPr>
-        <w:t>Matrícula:________________</w:t>
+        </w:rPr>
+        <w:t>Prazo de entrega:</w:t>
       </w:r>
     </w:p>
     <w:p>
@@ -115,9 +89,9 @@
         <w:ind w:left="0"/>
         <w:jc w:val="center"/>
         <w:rPr>
-          <w:rFonts w:cs="Times New Roman"/>
+          <w:rFonts w:ascii="Times New Roman" w:hAnsi="Times New Roman" w:cs="Times New Roman"/>
           <w:b/>
-          <w:i/>
+          <w:iCs/>
         </w:rPr>
       </w:pPr>
     </w:p>
@@ -442,16 +416,8 @@
         <w:rPr>
           <w:rFonts w:ascii="Times New Roman" w:hAnsi="Times New Roman" w:cs="Times New Roman"/>
         </w:rPr>
-        <w:t>(m</w:t>
-      </w:r>
-      <w:proofErr w:type="gramStart"/>
-      <w:r>
-        <w:rPr>
-          <w:rFonts w:ascii="Times New Roman" w:hAnsi="Times New Roman" w:cs="Times New Roman"/>
-        </w:rPr>
-        <w:t>³.ha</w:t>
-      </w:r>
-      <w:proofErr w:type="gramEnd"/>
+        <w:t>(m³.ha</w:t>
+      </w:r>
       <w:r>
         <w:rPr>
           <w:rFonts w:ascii="Times New Roman" w:hAnsi="Times New Roman" w:cs="Times New Roman"/>
@@ -545,19 +511,7 @@
               <w:rPr>
                 <w:rFonts w:ascii="Cambria Math" w:hAnsi="Cambria Math" w:cs="Times New Roman"/>
               </w:rPr>
-              <m:t>40</m:t>
-            </m:r>
-            <m:r>
-              <w:rPr>
-                <w:rFonts w:ascii="Cambria Math" w:hAnsi="Cambria Math" w:cs="Times New Roman"/>
-              </w:rPr>
-              <m:t>.</m:t>
-            </m:r>
-            <m:r>
-              <w:rPr>
-                <w:rFonts w:ascii="Cambria Math" w:hAnsi="Cambria Math" w:cs="Times New Roman"/>
-              </w:rPr>
-              <m:t>000</m:t>
+              <m:t>40.000</m:t>
             </m:r>
           </m:den>
         </m:f>
@@ -3311,347 +3265,6 @@
   <w:p>
     <w:pPr>
       <w:spacing w:after="29" w:line="240" w:lineRule="auto"/>
-      <w:ind w:left="360"/>
-      <w:jc w:val="center"/>
-      <w:rPr>
-        <w:rFonts w:ascii="Times New Roman" w:hAnsi="Times New Roman"/>
-        <w:b/>
-        <w:sz w:val="24"/>
-        <w:szCs w:val="24"/>
-      </w:rPr>
-    </w:pPr>
-    <w:r>
-      <w:rPr>
-        <w:noProof/>
-      </w:rPr>
-      <w:drawing>
-        <wp:anchor distT="0" distB="0" distL="114300" distR="114300" simplePos="0" relativeHeight="251656192" behindDoc="0" locked="0" layoutInCell="1" allowOverlap="1" wp14:anchorId="61AAAC76" wp14:editId="37029F01">
-          <wp:simplePos x="0" y="0"/>
-          <wp:positionH relativeFrom="column">
-            <wp:posOffset>-25548</wp:posOffset>
-          </wp:positionH>
-          <wp:positionV relativeFrom="paragraph">
-            <wp:posOffset>205740</wp:posOffset>
-          </wp:positionV>
-          <wp:extent cx="1094740" cy="1094740"/>
-          <wp:effectExtent l="0" t="0" r="0" b="0"/>
-          <wp:wrapThrough wrapText="bothSides">
-            <wp:wrapPolygon edited="0">
-              <wp:start x="6766" y="0"/>
-              <wp:lineTo x="4135" y="1128"/>
-              <wp:lineTo x="0" y="4886"/>
-              <wp:lineTo x="0" y="14283"/>
-              <wp:lineTo x="1879" y="18042"/>
-              <wp:lineTo x="1879" y="18418"/>
-              <wp:lineTo x="6390" y="21049"/>
-              <wp:lineTo x="6766" y="21049"/>
-              <wp:lineTo x="14283" y="21049"/>
-              <wp:lineTo x="14659" y="21049"/>
-              <wp:lineTo x="19169" y="18418"/>
-              <wp:lineTo x="19169" y="18042"/>
-              <wp:lineTo x="21049" y="14283"/>
-              <wp:lineTo x="21049" y="4886"/>
-              <wp:lineTo x="16914" y="1128"/>
-              <wp:lineTo x="14283" y="0"/>
-              <wp:lineTo x="6766" y="0"/>
-            </wp:wrapPolygon>
-          </wp:wrapThrough>
-          <wp:docPr id="250574129" name="Imagem 2" descr="Uma imagem contendo Interface gráfica do usuário&#10;&#10;O conteúdo gerado por IA pode estar incorreto."/>
-          <wp:cNvGraphicFramePr>
-            <a:graphicFrameLocks xmlns:a="http://schemas.openxmlformats.org/drawingml/2006/main" noChangeAspect="1"/>
-          </wp:cNvGraphicFramePr>
-          <a:graphic xmlns:a="http://schemas.openxmlformats.org/drawingml/2006/main">
-            <a:graphicData uri="http://schemas.openxmlformats.org/drawingml/2006/picture">
-              <pic:pic xmlns:pic="http://schemas.openxmlformats.org/drawingml/2006/picture">
-                <pic:nvPicPr>
-                  <pic:cNvPr id="250574129" name="Imagem 2" descr="Uma imagem contendo Interface gráfica do usuário&#10;&#10;O conteúdo gerado por IA pode estar incorreto."/>
-                  <pic:cNvPicPr/>
-                </pic:nvPicPr>
-                <pic:blipFill>
-                  <a:blip r:embed="rId1">
-                    <a:extLst>
-                      <a:ext uri="{28A0092B-C50C-407E-A947-70E740481C1C}">
-                        <a14:useLocalDpi xmlns:a14="http://schemas.microsoft.com/office/drawing/2010/main" val="0"/>
-                      </a:ext>
-                    </a:extLst>
-                  </a:blip>
-                  <a:stretch>
-                    <a:fillRect/>
-                  </a:stretch>
-                </pic:blipFill>
-                <pic:spPr>
-                  <a:xfrm>
-                    <a:off x="0" y="0"/>
-                    <a:ext cx="1094740" cy="1094740"/>
-                  </a:xfrm>
-                  <a:prstGeom prst="rect">
-                    <a:avLst/>
-                  </a:prstGeom>
-                </pic:spPr>
-              </pic:pic>
-            </a:graphicData>
-          </a:graphic>
-          <wp14:sizeRelH relativeFrom="margin">
-            <wp14:pctWidth>0</wp14:pctWidth>
-          </wp14:sizeRelH>
-          <wp14:sizeRelV relativeFrom="margin">
-            <wp14:pctHeight>0</wp14:pctHeight>
-          </wp14:sizeRelV>
-        </wp:anchor>
-      </w:drawing>
-    </w:r>
-    <w:r>
-      <w:rPr>
-        <w:rFonts w:ascii="Times New Roman" w:hAnsi="Times New Roman"/>
-        <w:b/>
-        <w:noProof/>
-        <w:sz w:val="24"/>
-        <w:szCs w:val="24"/>
-      </w:rPr>
-      <w:drawing>
-        <wp:anchor distT="0" distB="0" distL="114300" distR="114300" simplePos="0" relativeHeight="251659264" behindDoc="1" locked="0" layoutInCell="1" allowOverlap="1" wp14:anchorId="33F052B0" wp14:editId="113C6AA2">
-          <wp:simplePos x="0" y="0"/>
-          <wp:positionH relativeFrom="column">
-            <wp:posOffset>5060081</wp:posOffset>
-          </wp:positionH>
-          <wp:positionV relativeFrom="paragraph">
-            <wp:posOffset>130280</wp:posOffset>
-          </wp:positionV>
-          <wp:extent cx="984250" cy="1157605"/>
-          <wp:effectExtent l="0" t="0" r="0" b="0"/>
-          <wp:wrapTight wrapText="bothSides">
-            <wp:wrapPolygon edited="0">
-              <wp:start x="0" y="0"/>
-              <wp:lineTo x="0" y="21327"/>
-              <wp:lineTo x="21321" y="21327"/>
-              <wp:lineTo x="21321" y="0"/>
-              <wp:lineTo x="0" y="0"/>
-            </wp:wrapPolygon>
-          </wp:wrapTight>
-          <wp:docPr id="1438890456" name="Imagem 10" descr="Logotipo&#10;&#10;O conteúdo gerado por IA pode estar incorreto."/>
-          <wp:cNvGraphicFramePr>
-            <a:graphicFrameLocks xmlns:a="http://schemas.openxmlformats.org/drawingml/2006/main" noChangeAspect="1"/>
-          </wp:cNvGraphicFramePr>
-          <a:graphic xmlns:a="http://schemas.openxmlformats.org/drawingml/2006/main">
-            <a:graphicData uri="http://schemas.openxmlformats.org/drawingml/2006/picture">
-              <pic:pic xmlns:pic="http://schemas.openxmlformats.org/drawingml/2006/picture">
-                <pic:nvPicPr>
-                  <pic:cNvPr id="1438890456" name="Imagem 10" descr="Logotipo&#10;&#10;O conteúdo gerado por IA pode estar incorreto."/>
-                  <pic:cNvPicPr/>
-                </pic:nvPicPr>
-                <pic:blipFill rotWithShape="1">
-                  <a:blip r:embed="rId2">
-                    <a:extLst>
-                      <a:ext uri="{28A0092B-C50C-407E-A947-70E740481C1C}">
-                        <a14:useLocalDpi xmlns:a14="http://schemas.microsoft.com/office/drawing/2010/main" val="0"/>
-                      </a:ext>
-                    </a:extLst>
-                  </a:blip>
-                  <a:srcRect l="25533" t="10085" r="23123" b="9564"/>
-                  <a:stretch>
-                    <a:fillRect/>
-                  </a:stretch>
-                </pic:blipFill>
-                <pic:spPr bwMode="auto">
-                  <a:xfrm>
-                    <a:off x="0" y="0"/>
-                    <a:ext cx="984250" cy="1157605"/>
-                  </a:xfrm>
-                  <a:prstGeom prst="rect">
-                    <a:avLst/>
-                  </a:prstGeom>
-                  <a:ln>
-                    <a:noFill/>
-                  </a:ln>
-                  <a:extLst>
-                    <a:ext uri="{53640926-AAD7-44D8-BBD7-CCE9431645EC}">
-                      <a14:shadowObscured xmlns:a14="http://schemas.microsoft.com/office/drawing/2010/main"/>
-                    </a:ext>
-                  </a:extLst>
-                </pic:spPr>
-              </pic:pic>
-            </a:graphicData>
-          </a:graphic>
-          <wp14:sizeRelH relativeFrom="margin">
-            <wp14:pctWidth>0</wp14:pctWidth>
-          </wp14:sizeRelH>
-          <wp14:sizeRelV relativeFrom="margin">
-            <wp14:pctHeight>0</wp14:pctHeight>
-          </wp14:sizeRelV>
-        </wp:anchor>
-      </w:drawing>
-    </w:r>
-  </w:p>
-  <w:p>
-    <w:pPr>
-      <w:spacing w:after="29" w:line="240" w:lineRule="auto"/>
-      <w:ind w:left="360"/>
-      <w:jc w:val="center"/>
-      <w:rPr>
-        <w:rFonts w:ascii="Times New Roman" w:hAnsi="Times New Roman"/>
-        <w:b/>
-        <w:sz w:val="24"/>
-        <w:szCs w:val="24"/>
-      </w:rPr>
-    </w:pPr>
-  </w:p>
-  <w:p>
-    <w:pPr>
-      <w:spacing w:after="29" w:line="240" w:lineRule="auto"/>
-      <w:ind w:left="360"/>
-      <w:jc w:val="center"/>
-      <w:rPr>
-        <w:rFonts w:ascii="Times New Roman" w:hAnsi="Times New Roman"/>
-        <w:b/>
-      </w:rPr>
-    </w:pPr>
-  </w:p>
-  <w:p>
-    <w:pPr>
-      <w:spacing w:after="29" w:line="240" w:lineRule="auto"/>
-      <w:jc w:val="center"/>
-      <w:rPr>
-        <w:rFonts w:ascii="Times New Roman" w:hAnsi="Times New Roman"/>
-        <w:sz w:val="20"/>
-        <w:szCs w:val="20"/>
-      </w:rPr>
-    </w:pPr>
-    <w:r>
-      <w:rPr>
-        <w:rFonts w:ascii="Times New Roman" w:hAnsi="Times New Roman"/>
-        <w:b/>
-        <w:sz w:val="20"/>
-        <w:szCs w:val="20"/>
-      </w:rPr>
-      <w:t>Ministério da Educação</w:t>
-    </w:r>
-  </w:p>
-  <w:p>
-    <w:pPr>
-      <w:spacing w:after="29" w:line="240" w:lineRule="auto"/>
-      <w:jc w:val="center"/>
-      <w:rPr>
-        <w:rFonts w:ascii="Times New Roman" w:hAnsi="Times New Roman"/>
-        <w:sz w:val="20"/>
-        <w:szCs w:val="20"/>
-      </w:rPr>
-    </w:pPr>
-    <w:r>
-      <w:rPr>
-        <w:rFonts w:ascii="Times New Roman" w:hAnsi="Times New Roman"/>
-        <w:b/>
-        <w:sz w:val="20"/>
-        <w:szCs w:val="20"/>
-      </w:rPr>
-      <w:t>Universidade Federal do Pará</w:t>
-    </w:r>
-  </w:p>
-  <w:p>
-    <w:pPr>
-      <w:spacing w:after="29" w:line="240" w:lineRule="auto"/>
-      <w:jc w:val="center"/>
-      <w:rPr>
-        <w:rFonts w:ascii="Times New Roman" w:hAnsi="Times New Roman"/>
-        <w:b/>
-        <w:sz w:val="20"/>
-        <w:szCs w:val="20"/>
-      </w:rPr>
-    </w:pPr>
-    <w:r>
-      <w:rPr>
-        <w:rFonts w:ascii="Times New Roman" w:hAnsi="Times New Roman"/>
-        <w:b/>
-        <w:sz w:val="20"/>
-        <w:szCs w:val="20"/>
-      </w:rPr>
-      <w:t>Faculdade de Engenharia Florestal</w:t>
-    </w:r>
-  </w:p>
-  <w:p>
-    <w:pPr>
-      <w:spacing w:after="29" w:line="240" w:lineRule="auto"/>
-      <w:jc w:val="center"/>
-      <w:rPr>
-        <w:rFonts w:ascii="Times New Roman" w:hAnsi="Times New Roman"/>
-        <w:b/>
-        <w:sz w:val="20"/>
-        <w:szCs w:val="20"/>
-      </w:rPr>
-    </w:pPr>
-    <w:r>
-      <w:rPr>
-        <w:rFonts w:ascii="Times New Roman" w:hAnsi="Times New Roman"/>
-        <w:b/>
-        <w:sz w:val="20"/>
-        <w:szCs w:val="20"/>
-      </w:rPr>
-      <w:t xml:space="preserve">Laboratório de Manejo Florestal, Tecnologias e </w:t>
-    </w:r>
-    <w:r>
-      <w:rPr>
-        <w:rFonts w:ascii="Times New Roman" w:hAnsi="Times New Roman"/>
-        <w:b/>
-        <w:sz w:val="20"/>
-        <w:szCs w:val="20"/>
-      </w:rPr>
-      <w:t>Comunidades Amazônicas</w:t>
-    </w:r>
-    <w:r>
-      <w:rPr>
-        <w:rFonts w:ascii="Times New Roman" w:hAnsi="Times New Roman"/>
-        <w:b/>
-        <w:noProof/>
-        <w:sz w:val="24"/>
-        <w:szCs w:val="24"/>
-      </w:rPr>
-      <w:drawing>
-        <wp:inline distT="0" distB="0" distL="0" distR="0" wp14:anchorId="06A3237A" wp14:editId="53891C36">
-          <wp:extent cx="5579745" cy="4193540"/>
-          <wp:effectExtent l="0" t="0" r="0" b="0"/>
-          <wp:docPr id="60080572" name="Imagem 9" descr="Logotipo&#10;&#10;O conteúdo gerado por IA pode estar incorreto."/>
-          <wp:cNvGraphicFramePr>
-            <a:graphicFrameLocks xmlns:a="http://schemas.openxmlformats.org/drawingml/2006/main" noChangeAspect="1"/>
-          </wp:cNvGraphicFramePr>
-          <a:graphic xmlns:a="http://schemas.openxmlformats.org/drawingml/2006/main">
-            <a:graphicData uri="http://schemas.openxmlformats.org/drawingml/2006/picture">
-              <pic:pic xmlns:pic="http://schemas.openxmlformats.org/drawingml/2006/picture">
-                <pic:nvPicPr>
-                  <pic:cNvPr id="60080572" name="Imagem 9" descr="Logotipo&#10;&#10;O conteúdo gerado por IA pode estar incorreto."/>
-                  <pic:cNvPicPr/>
-                </pic:nvPicPr>
-                <pic:blipFill>
-                  <a:blip r:embed="rId2">
-                    <a:extLst>
-                      <a:ext uri="{28A0092B-C50C-407E-A947-70E740481C1C}">
-                        <a14:useLocalDpi xmlns:a14="http://schemas.microsoft.com/office/drawing/2010/main" val="0"/>
-                      </a:ext>
-                    </a:extLst>
-                  </a:blip>
-                  <a:stretch>
-                    <a:fillRect/>
-                  </a:stretch>
-                </pic:blipFill>
-                <pic:spPr>
-                  <a:xfrm>
-                    <a:off x="0" y="0"/>
-                    <a:ext cx="5579745" cy="4193540"/>
-                  </a:xfrm>
-                  <a:prstGeom prst="rect">
-                    <a:avLst/>
-                  </a:prstGeom>
-                </pic:spPr>
-              </pic:pic>
-            </a:graphicData>
-          </a:graphic>
-        </wp:inline>
-      </w:drawing>
-    </w:r>
-  </w:p>
-  <w:p>
-    <w:pPr>
-      <w:spacing w:after="29" w:line="240" w:lineRule="auto"/>
-      <w:ind w:left="360"/>
-      <w:jc w:val="center"/>
       <w:rPr>
         <w:rFonts w:ascii="Times New Roman" w:hAnsi="Times New Roman"/>
         <w:b/>
@@ -3679,233 +3292,60 @@
       <w:ind w:left="360"/>
       <w:jc w:val="center"/>
       <w:rPr>
+        <w:rFonts w:ascii="Arial Narrow" w:hAnsi="Arial Narrow"/>
+        <w:b/>
+      </w:rPr>
+    </w:pPr>
+    <w:r>
+      <w:rPr>
         <w:rFonts w:ascii="Times New Roman" w:hAnsi="Times New Roman"/>
         <w:b/>
+        <w:noProof/>
         <w:sz w:val="24"/>
         <w:szCs w:val="24"/>
       </w:rPr>
-    </w:pPr>
-  </w:p>
-  <w:p>
-    <w:pPr>
-      <w:spacing w:after="29" w:line="240" w:lineRule="auto"/>
-      <w:ind w:left="360"/>
-      <w:jc w:val="center"/>
-      <w:rPr>
-        <w:rFonts w:ascii="Times New Roman" w:hAnsi="Times New Roman"/>
-        <w:b/>
-        <w:sz w:val="24"/>
-        <w:szCs w:val="24"/>
-      </w:rPr>
-    </w:pPr>
-  </w:p>
-  <w:p>
-    <w:pPr>
-      <w:spacing w:after="29" w:line="240" w:lineRule="auto"/>
-      <w:ind w:left="360"/>
-      <w:jc w:val="center"/>
-      <w:rPr>
-        <w:rFonts w:ascii="Times New Roman" w:hAnsi="Times New Roman"/>
-        <w:b/>
-        <w:sz w:val="24"/>
-        <w:szCs w:val="24"/>
-      </w:rPr>
-    </w:pPr>
-  </w:p>
-  <w:p>
-    <w:pPr>
-      <w:spacing w:after="29" w:line="240" w:lineRule="auto"/>
-      <w:ind w:left="360"/>
-      <w:jc w:val="center"/>
-      <w:rPr>
-        <w:rFonts w:ascii="Times New Roman" w:hAnsi="Times New Roman"/>
-        <w:b/>
-        <w:sz w:val="24"/>
-        <w:szCs w:val="24"/>
-      </w:rPr>
-    </w:pPr>
-  </w:p>
-  <w:p>
-    <w:pPr>
-      <w:spacing w:after="29" w:line="240" w:lineRule="auto"/>
-      <w:ind w:left="360"/>
-      <w:jc w:val="center"/>
-      <w:rPr>
-        <w:rFonts w:ascii="Times New Roman" w:hAnsi="Times New Roman"/>
-        <w:b/>
-        <w:sz w:val="24"/>
-        <w:szCs w:val="24"/>
-      </w:rPr>
-    </w:pPr>
-  </w:p>
-  <w:p>
-    <w:pPr>
-      <w:spacing w:after="29" w:line="240" w:lineRule="auto"/>
-      <w:ind w:left="360"/>
-      <w:jc w:val="center"/>
-      <w:rPr>
-        <w:rFonts w:ascii="Times New Roman" w:hAnsi="Times New Roman"/>
-        <w:b/>
-        <w:sz w:val="24"/>
-        <w:szCs w:val="24"/>
-      </w:rPr>
-    </w:pPr>
-  </w:p>
-  <w:p>
-    <w:pPr>
-      <w:spacing w:after="29" w:line="240" w:lineRule="auto"/>
-      <w:ind w:left="360"/>
-      <w:jc w:val="center"/>
-      <w:rPr>
-        <w:rFonts w:ascii="Times New Roman" w:hAnsi="Times New Roman"/>
-        <w:b/>
-        <w:sz w:val="24"/>
-        <w:szCs w:val="24"/>
-      </w:rPr>
-    </w:pPr>
-  </w:p>
-  <w:p>
-    <w:pPr>
-      <w:spacing w:after="29" w:line="240" w:lineRule="auto"/>
-      <w:ind w:left="360"/>
-      <w:jc w:val="center"/>
-      <w:rPr>
-        <w:rFonts w:ascii="Times New Roman" w:hAnsi="Times New Roman"/>
-        <w:b/>
-        <w:sz w:val="24"/>
-        <w:szCs w:val="24"/>
-      </w:rPr>
-    </w:pPr>
-  </w:p>
-  <w:p>
-    <w:pPr>
-      <w:spacing w:after="29" w:line="240" w:lineRule="auto"/>
-      <w:ind w:left="360"/>
-      <w:jc w:val="center"/>
-      <w:rPr>
-        <w:rFonts w:ascii="Times New Roman" w:hAnsi="Times New Roman"/>
-        <w:b/>
-        <w:sz w:val="24"/>
-        <w:szCs w:val="24"/>
-      </w:rPr>
-    </w:pPr>
-  </w:p>
-  <w:p>
-    <w:pPr>
-      <w:spacing w:after="29" w:line="240" w:lineRule="auto"/>
-      <w:ind w:left="360"/>
-      <w:jc w:val="center"/>
-      <w:rPr>
-        <w:rFonts w:ascii="Times New Roman" w:hAnsi="Times New Roman"/>
-        <w:b/>
-        <w:sz w:val="24"/>
-        <w:szCs w:val="24"/>
-      </w:rPr>
-    </w:pPr>
-  </w:p>
-  <w:p>
-    <w:pPr>
-      <w:spacing w:after="29" w:line="240" w:lineRule="auto"/>
-      <w:ind w:left="360"/>
-      <w:jc w:val="center"/>
-      <w:rPr>
-        <w:rFonts w:ascii="Times New Roman" w:hAnsi="Times New Roman"/>
-        <w:b/>
-        <w:sz w:val="24"/>
-        <w:szCs w:val="24"/>
-      </w:rPr>
-    </w:pPr>
-  </w:p>
-  <w:p>
-    <w:pPr>
-      <w:spacing w:after="29" w:line="240" w:lineRule="auto"/>
-      <w:ind w:left="360"/>
-      <w:jc w:val="center"/>
-      <w:rPr>
-        <w:rFonts w:ascii="Times New Roman" w:hAnsi="Times New Roman"/>
-        <w:b/>
-        <w:sz w:val="24"/>
-        <w:szCs w:val="24"/>
-      </w:rPr>
-    </w:pPr>
-  </w:p>
-  <w:p>
-    <w:pPr>
-      <w:spacing w:after="29" w:line="240" w:lineRule="auto"/>
-      <w:ind w:left="360"/>
-      <w:jc w:val="center"/>
-      <w:rPr>
-        <w:rFonts w:ascii="Times New Roman" w:hAnsi="Times New Roman"/>
-        <w:b/>
-        <w:sz w:val="24"/>
-        <w:szCs w:val="24"/>
-      </w:rPr>
-    </w:pPr>
-  </w:p>
-  <w:p>
-    <w:pPr>
-      <w:spacing w:after="29" w:line="240" w:lineRule="auto"/>
-      <w:ind w:left="360"/>
-      <w:jc w:val="center"/>
-      <w:rPr>
-        <w:rFonts w:ascii="Times New Roman" w:hAnsi="Times New Roman"/>
-        <w:b/>
-        <w:sz w:val="24"/>
-        <w:szCs w:val="24"/>
-      </w:rPr>
-    </w:pPr>
-  </w:p>
-  <w:p>
-    <w:pPr>
-      <w:spacing w:after="29" w:line="240" w:lineRule="auto"/>
-      <w:ind w:left="360"/>
-      <w:jc w:val="center"/>
-      <w:rPr>
-        <w:rFonts w:ascii="Times New Roman" w:hAnsi="Times New Roman"/>
-        <w:b/>
-        <w:sz w:val="24"/>
-        <w:szCs w:val="24"/>
-      </w:rPr>
-    </w:pPr>
-  </w:p>
-  <w:p>
-    <w:pPr>
-      <w:spacing w:after="29" w:line="240" w:lineRule="auto"/>
-      <w:ind w:left="360"/>
-      <w:jc w:val="center"/>
-      <w:rPr>
-        <w:rFonts w:ascii="Times New Roman" w:hAnsi="Times New Roman"/>
-        <w:b/>
-        <w:sz w:val="24"/>
-        <w:szCs w:val="24"/>
-      </w:rPr>
-    </w:pPr>
-  </w:p>
-  <w:p>
-    <w:pPr>
-      <w:spacing w:after="29" w:line="240" w:lineRule="auto"/>
-      <w:ind w:left="360"/>
-      <w:jc w:val="center"/>
-      <w:rPr>
-        <w:rFonts w:ascii="Times New Roman" w:hAnsi="Times New Roman"/>
-        <w:b/>
-        <w:sz w:val="24"/>
-        <w:szCs w:val="24"/>
-      </w:rPr>
-    </w:pPr>
-  </w:p>
-  <w:p>
-    <w:pPr>
-      <w:spacing w:after="29" w:line="240" w:lineRule="auto"/>
-      <w:ind w:left="360"/>
-      <w:jc w:val="center"/>
-      <w:rPr>
-        <w:rFonts w:ascii="Times New Roman" w:hAnsi="Times New Roman"/>
-        <w:b/>
-        <w:sz w:val="24"/>
-        <w:szCs w:val="24"/>
-      </w:rPr>
-    </w:pPr>
+      <w:drawing>
+        <wp:inline distT="0" distB="0" distL="0" distR="0" wp14:anchorId="0B895F3E" wp14:editId="2BD13F80">
+          <wp:extent cx="3543300" cy="1394821"/>
+          <wp:effectExtent l="0" t="0" r="0" b="0"/>
+          <wp:docPr id="1745687073" name="Imagem 4" descr="Texto&#10;&#10;Descrição gerada automaticamente"/>
+          <wp:cNvGraphicFramePr>
+            <a:graphicFrameLocks xmlns:a="http://schemas.openxmlformats.org/drawingml/2006/main" noChangeAspect="1"/>
+          </wp:cNvGraphicFramePr>
+          <a:graphic xmlns:a="http://schemas.openxmlformats.org/drawingml/2006/main">
+            <a:graphicData uri="http://schemas.openxmlformats.org/drawingml/2006/picture">
+              <pic:pic xmlns:pic="http://schemas.openxmlformats.org/drawingml/2006/picture">
+                <pic:nvPicPr>
+                  <pic:cNvPr id="1745687073" name="Imagem 4" descr="Texto&#10;&#10;Descrição gerada automaticamente"/>
+                  <pic:cNvPicPr/>
+                </pic:nvPicPr>
+                <pic:blipFill>
+                  <a:blip r:embed="rId1">
+                    <a:extLst>
+                      <a:ext uri="{28A0092B-C50C-407E-A947-70E740481C1C}">
+                        <a14:useLocalDpi xmlns:a14="http://schemas.microsoft.com/office/drawing/2010/main" val="0"/>
+                      </a:ext>
+                    </a:extLst>
+                  </a:blip>
+                  <a:stretch>
+                    <a:fillRect/>
+                  </a:stretch>
+                </pic:blipFill>
+                <pic:spPr>
+                  <a:xfrm>
+                    <a:off x="0" y="0"/>
+                    <a:ext cx="3563333" cy="1402707"/>
+                  </a:xfrm>
+                  <a:prstGeom prst="rect">
+                    <a:avLst/>
+                  </a:prstGeom>
+                </pic:spPr>
+              </pic:pic>
+            </a:graphicData>
+          </a:graphic>
+        </wp:inline>
+      </w:drawing>
+    </w:r>
   </w:p>
   <w:p>
     <w:pPr>
@@ -3943,7 +3383,7 @@
                   <pic:cNvPicPr/>
                 </pic:nvPicPr>
                 <pic:blipFill>
-                  <a:blip r:embed="rId3">
+                  <a:blip r:embed="rId2">
                     <a:extLst>
                       <a:ext uri="{28A0092B-C50C-407E-A947-70E740481C1C}">
                         <a14:useLocalDpi xmlns:a14="http://schemas.microsoft.com/office/drawing/2010/main" val="0"/>
@@ -4028,7 +3468,7 @@
                   <pic:cNvPicPr/>
                 </pic:nvPicPr>
                 <pic:blipFill>
-                  <a:blip r:embed="rId4">
+                  <a:blip r:embed="rId3">
                     <a:extLst>
                       <a:ext uri="{28A0092B-C50C-407E-A947-70E740481C1C}">
                         <a14:useLocalDpi xmlns:a14="http://schemas.microsoft.com/office/drawing/2010/main" val="0"/>
@@ -4130,7 +3570,7 @@
                   <pic:cNvPicPr/>
                 </pic:nvPicPr>
                 <pic:blipFill>
-                  <a:blip r:embed="rId4">
+                  <a:blip r:embed="rId3">
                     <a:extLst>
                       <a:ext uri="{28A0092B-C50C-407E-A947-70E740481C1C}">
                         <a14:useLocalDpi xmlns:a14="http://schemas.microsoft.com/office/drawing/2010/main" val="0"/>
@@ -4200,7 +3640,7 @@
                   <pic:cNvPicPr/>
                 </pic:nvPicPr>
                 <pic:blipFill>
-                  <a:blip r:embed="rId4">
+                  <a:blip r:embed="rId3">
                     <a:extLst>
                       <a:ext uri="{28A0092B-C50C-407E-A947-70E740481C1C}">
                         <a14:useLocalDpi xmlns:a14="http://schemas.microsoft.com/office/drawing/2010/main" val="0"/>
